--- a/GKVTransmitter/Information/dokumentation/01-Vision.docx
+++ b/GKVTransmitter/Information/dokumentation/01-Vision.docx
@@ -653,7 +653,7 @@
               <w:rPr>
                 <w:lang w:val="de"/>
               </w:rPr>
-              <w:t xml:space="preserve">Aus „März, diese drei Kurse” wird eine fertige Datei</w:t>
+              <w:t xml:space="preserve">Aus „März, diese Kursgruppe” wird eine fertige Datei</w:t>
             </w:r>
           </w:p>
         </w:tc>
